--- a/Requisitos Funcionales.docx
+++ b/Requisitos Funcionales.docx
@@ -922,6 +922,63 @@
         </w:rPr>
         <w:t>El sistema debe contar con una ventana principal organizada en cinco pestañas: Vehículos, Técnicos, Solicitudes, Kits y Repuestos, y Reporte, permitiendo gestionar todas las operaciones del sistema de forma visual e intuitiva desde una única ventana.</w:t>
       </w:r>
+    </w:p>
+    <w:p>
+      <w:pPr>
+        <w:rPr>
+          <w:rFonts w:ascii="Times New Roman" w:hAnsi="Times New Roman" w:cs="Times New Roman"/>
+        </w:rPr>
+      </w:pPr>
+    </w:p>
+    <w:p>
+      <w:pPr>
+        <w:rPr>
+          <w:rFonts w:ascii="Times New Roman" w:hAnsi="Times New Roman" w:cs="Times New Roman"/>
+        </w:rPr>
+      </w:pPr>
+    </w:p>
+    <w:p>
+      <w:pPr>
+        <w:jc w:val="center"/>
+        <w:rPr>
+          <w:rFonts w:ascii="Times New Roman" w:hAnsi="Times New Roman" w:cs="Times New Roman"/>
+        </w:rPr>
+      </w:pPr>
+      <w:r>
+        <w:rPr>
+          <w:rFonts w:ascii="Times New Roman" w:hAnsi="Times New Roman" w:cs="Times New Roman"/>
+        </w:rPr>
+        <w:lastRenderedPageBreak/>
+        <w:t>DIAGRAMA UML</w:t>
+      </w:r>
+    </w:p>
+    <w:p>
+      <w:pPr>
+        <w:rPr>
+          <w:rFonts w:ascii="Times New Roman" w:hAnsi="Times New Roman" w:cs="Times New Roman"/>
+        </w:rPr>
+      </w:pPr>
+      <w:proofErr w:type="gramStart"/>
+      <w:r>
+        <w:rPr>
+          <w:rFonts w:ascii="Times New Roman" w:hAnsi="Times New Roman" w:cs="Times New Roman"/>
+        </w:rPr>
+        <w:t>De acuerdo al</w:t>
+      </w:r>
+      <w:proofErr w:type="gramEnd"/>
+      <w:r>
+        <w:rPr>
+          <w:rFonts w:ascii="Times New Roman" w:hAnsi="Times New Roman" w:cs="Times New Roman"/>
+        </w:rPr>
+        <w:t xml:space="preserve"> modelo MVC</w:t>
+      </w:r>
+    </w:p>
+    <w:p>
+      <w:pPr>
+        <w:rPr>
+          <w:rFonts w:ascii="Times New Roman" w:hAnsi="Times New Roman" w:cs="Times New Roman"/>
+        </w:rPr>
+      </w:pPr>
     </w:p>
     <w:p>
       <w:pPr>
